--- a/shinmok1/pack/2610/H1MOGO26-10_37_SET.docx
+++ b/shinmok1/pack/2610/H1MOGO26-10_37_SET.docx
@@ -1014,7 +1014,7 @@
           <w:sz w:val="16"/>
           <w:u w:val="none"/>
         </w:rPr>
-        <w:t xml:space="preserve">  주어진 말을 모두 사용 · 필요한 단어 1개만 어형 변형</w:t>
+        <w:t xml:space="preserve">  주어진 말을 모두 사용 · 어형 변형 3곳 · 조건의 단어 수·구문을 지킬 것</w:t>
       </w:r>
     </w:p>
     <w:p>
@@ -1038,9 +1038,20 @@
           <w:rFonts w:ascii="맑은 고딕" w:hAnsi="맑은 고딕" w:eastAsia="맑은 고딕"/>
           <w:b w:val="0"/>
           <w:sz w:val="17"/>
-          <w:u w:val="none"/>
-        </w:rPr>
-        <w:t>그래서, 의사소통 공간과 작업 공간 사이에는 인위적인 틈이 존재한다.</w:t>
+          <w:u w:val="single"/>
+        </w:rPr>
+        <w:t>Ishii, a professor at the MIT Media Lab, describes this as seamless communication because there is no functional separation between the task and communication space.</w:t>
+      </w:r>
+      <w:r>
+        <w:rPr>
+          <w:rFonts w:ascii="맑은 고딕" w:hAnsi="맑은 고딕" w:eastAsia="맑은 고딕"/>
+          <w:b w:val="0"/>
+          <w:sz w:val="17"/>
+          <w:u w:val="none"/>
+        </w:rPr>
+        <w:t xml:space="preserve"> (Ishii로 시작할 것)</w:t>
+        <w:br/>
+        <w:t>&lt;조건&gt; 밑줄 친 영문과 같은 뜻이 되도록 · 구문: 이유 접속사 since + 수동태(are not functionally separated) · 총 17단어</w:t>
       </w:r>
     </w:p>
     <w:p>
@@ -1057,7 +1068,7 @@
           <w:sz w:val="17"/>
           <w:u w:val="none"/>
         </w:rPr>
-        <w:t>there / artificial / seam / an / so / is / between / the communication space / task space / exist / and</w:t>
+        <w:t>this / seamless communication / call / since / the task space / the communication space / functional / are / and / not / separate</w:t>
       </w:r>
     </w:p>
     <w:p>
@@ -3027,7 +3038,7 @@
           <w:sz w:val="17"/>
           <w:u w:val="none"/>
         </w:rPr>
-        <w:t>4. Write 19 words in total.</w:t>
+        <w:t>4. Write 23 words in total.</w:t>
       </w:r>
     </w:p>
     <w:p>
@@ -4103,7 +4114,7 @@
           <w:sz w:val="15"/>
           <w:u w:val="none"/>
         </w:rPr>
-        <w:t xml:space="preserve"> So, there is an artificial seam between the communication space and task space. (제외 exist — 변형 없음)</w:t>
+        <w:t xml:space="preserve"> Ishii calls this seamless communication, since the task space and the communication space are not functionally separated. (영→영 재진술: describes this as … because there is no functional separation between … → calls this …, since … are not functionally separated / call→calls · functional→functionally · separate→separated / 17단어 — 인명 Ishii는 제시어)</w:t>
       </w:r>
     </w:p>
     <w:p>
@@ -5346,7 +5357,7 @@
           <w:sz w:val="14"/>
           <w:u w:val="none"/>
         </w:rPr>
-        <w:t xml:space="preserve"> 사람들이 대면하여 협업하고 있을 때, 그들은 서로를, 그리고 사용되고 있는 다양한 의사소통 단서들의 범위를 쉽게 볼 수 있으므로, 작업 공간은 의사소통 공간의 부분 집합이다. MIT 미디어 랩의 교수인 Ishii는 이것을 틈이 없는 의사소통이라고 묘사하는데, 작업 공간과 의사소통 공간 사이에 기능적 분리가 없기 때문이다. 그러나 사람들이 원격으로 작업하고 있을 때는, 작업 공간이 흔히 의사소통 공간으로부터 분리된다. 예를 들어, 화상 회의를 할 때, 사람들은 한 화면에는 협업자의 얼굴을 띄워 두고, 다른 화면에서는 공유 문서를 보고 있을 수 있다. 이 경우에는, 작업 공간을 보는 것과 동시에 원격 협업자의 많은 의사소통 단서들을 보는 것은 불가능하다. 그래서, 의사소통 공간과 작업 공간 사이에는 인위적인 틈이 존재한다. 이것은 의사소통 모델을 통해 예측될 필요가 있는, 원격 의사소통 기술이 미치는 영향의 한 유형이다.</w:t>
+        <w:t xml:space="preserve"> ['사람들이 대면하여 협업하고 있을 때, 그들은 서로를, 그리고 사용되고 있는 다양한 의사소통 단서들의 범위를 쉽게 볼 수 있으므로, 작업 공간은 의사소통 공간의 부분 집합이다.', 'MIT 미디어 랩의 교수인 Ishii는 이것을 틈이 없는 의사소통이라고 묘사하는데, 작업 공간과 의사소통 공간 사이에 기능적 분리가 없기 때문이다.', '그러나 사람들이 원격으로 작업하고 있을 때는, 작업 공간이 흔히 의사소통 공간으로부터 분리된다.', '예를 들어, 화상 회의를 할 때, 사람들은 한 화면에는 협업자의 얼굴을 띄워 두고, 다른 화면에서는 공유 문서를 보고 있을 수 있다.', '이 경우에는, 작업 공간을 보는 것과 동시에 원격 협업자의 많은 의사소통 단서들을 보는 것은 불가능하다.', '그래서, 의사소통 공간과 작업 공간 사이에는 인위적인 틈이 존재한다.', '이것은 의사소통 모델을 통해 예측될 필요가 있는, 원격 의사소통 기술이 미치는 영향의 한 유형이다.']</w:t>
       </w:r>
     </w:p>
     <w:p>
@@ -5371,7 +5382,7 @@
           <w:sz w:val="14"/>
           <w:u w:val="none"/>
         </w:rPr>
-        <w:t xml:space="preserve"> 비슷한 틈이 음악 수업에서도 나타난다. 교사가 피아노 앞에서 학생 옆에 앉으면, 연주가 진행되는 동안 학생의 손과 얼굴을 볼 수 있고, 학생도 끄덕임이나 찡그림을 보려고 교사를 힐끗 볼 수 있다. 그러나 온라인 수업에서는 카메라가 보통 건반이나 교사의 얼굴 중 하나만 보여 주지, 둘 다 보여 주지는 않는다. 따라서 학생은 손을 볼지 교사를 볼지 골라야 하고, 많은 작은 신호들이 그 틈에서 사라진다. 두 화면을 한 화면에 함께 두는 수업 소프트웨어는 그 틈을 메우는 한 방법이다.</w:t>
+        <w:t xml:space="preserve"> ['비슷한 틈이 음악 수업에서도 나타난다.', '교사가 피아노 앞에서 학생 옆에 앉으면, 연주가 진행되는 동안 학생의 손과 얼굴을 볼 수 있고, 학생도 끄덕임이나 찡그림을 보려고 교사를 힐끗 볼 수 있다.', '그러나 온라인 수업에서는 카메라가 보통 건반이나 교사의 얼굴 중 하나만 보여 주지, 둘 다 보여 주지는 않는다.', '따라서 학생은 손을 볼지 교사를 볼지 골라야 하고, 많은 작은 신호들이 그 틈에서 사라진다.', '두 화면을 한 화면에 함께 두는 수업 소프트웨어는 그 틈을 메우는 한 방법이다.']</w:t>
       </w:r>
     </w:p>
     <w:sectPr>
